--- a/Fase 2/Evidencias Individuales/Espinoza_Jorge_2.1_APT122_DiarioReflexionFase2.docx
+++ b/Fase 2/Evidencias Individuales/Espinoza_Jorge_2.1_APT122_DiarioReflexionFase2.docx
@@ -954,7 +954,7 @@
                 <w:color w:val="1A1A1A"/>
                 <w:sz w:val="22"/>
               </w:rPr>
-              <w:t>– La ampliación de la validación orienta la fase 2 del producto y no el semestre. ¿Sigue siendo una evidencia que espera ver en esta fase?</w:t>
+              <w:t>– La ampliación de la validación orienta la hoja de ruta del producto más allá del semestre, no el MVP. ¿Sigue siendo una evidencia que espera ver en esta fase?</w:t>
             </w:r>
           </w:p>
         </w:tc>
